--- a/Stratthinking_CA1_Capstone project proposal_Oct_2026.1.2.docx
+++ b/Stratthinking_CA1_Capstone project proposal_Oct_2026.1.2.docx
@@ -16,6 +16,34 @@
       <w:r>
         <w:t xml:space="preserve">Cohort Details: Higher Diploma in Data Analytics September 2026 PT – Semester 1 </w:t>
       </w:r>
+    </w:p>
+    <w:p/>
+    <w:p>
+      <w:r>
+        <w:t xml:space="preserve">Git Hub link: </w:t>
+      </w:r>
+      <w:hyperlink r:id="rId5" w:history="1">
+        <w:r>
+          <w:rPr>
+            <w:rStyle w:val="Hyperlink"/>
+          </w:rPr>
+          <w:t>JonCro1978/SBA25036---JC-_-</w:t>
+        </w:r>
+        <w:proofErr w:type="spellStart"/>
+        <w:r>
+          <w:rPr>
+            <w:rStyle w:val="Hyperlink"/>
+          </w:rPr>
+          <w:t>strat</w:t>
+        </w:r>
+        <w:proofErr w:type="spellEnd"/>
+        <w:r>
+          <w:rPr>
+            <w:rStyle w:val="Hyperlink"/>
+          </w:rPr>
+          <w:t>-thinking-Capstone</w:t>
+        </w:r>
+      </w:hyperlink>
     </w:p>
     <w:p>
       <w:r>
@@ -116,6 +144,7 @@
         </w:numPr>
       </w:pPr>
       <w:r>
+        <w:lastRenderedPageBreak/>
         <w:t xml:space="preserve">Identify which machine learning models will be effective for the dataset </w:t>
       </w:r>
     </w:p>
@@ -138,7 +167,6 @@
         </w:numPr>
       </w:pPr>
       <w:r>
-        <w:lastRenderedPageBreak/>
         <w:t xml:space="preserve">Develop visualisations based on the model findings to support informed decision-making. </w:t>
       </w:r>
     </w:p>
@@ -293,11 +321,11 @@
     </w:p>
     <w:p>
       <w:r>
-        <w:t xml:space="preserve">The dataset that I intend to use will have 20K observations of agricultural data based on the seeds sown, the harvest yield, the weather conditions, and the soil quality, to name a few of the labels. The initial step that I will take will be to run a data description and shape codes; this will tell me what the data frame will look like, including rows, columns, and data types. I will also need to know if there are any null values and remove or replace these, as these can skew the data. In addition, I will also need to remove any spaces in the attribute labels, as these can cause errors or failures when code is being executed. As crop yield is a continuous numerical outcome, the project will initially investigate supervised regression models. Candidate models may include linear regression as a baseline, random forest regression, and gradient boosting. If sufficient time-based data is available, forecasting methods will also be considered to predict future yields from historical observations. I will then provide a dashboard to visualise my data and the data points from the forecasts. Research on crop-yield prediction commonly uses </w:t>
+        <w:t xml:space="preserve">The dataset that I intend to use will have 20K observations of agricultural data based on the seeds sown, the harvest yield, the weather conditions, and the soil quality, to name a few of the labels. The initial step that I will take will be to run a data description and shape codes; this will tell me what the data frame will look like, including rows, columns, and data types. I will also need to know if there are any null values and remove or replace these, as these can skew the data. In addition, I will also need to remove any spaces in the attribute labels, as these can cause errors or failures when code is being executed. As crop yield is a continuous numerical outcome, the project will initially investigate supervised regression models. Candidate models may include linear regression as a baseline, random forest regression, and gradient boosting. If </w:t>
       </w:r>
       <w:r>
         <w:lastRenderedPageBreak/>
-        <w:t>variables such as temperature, rainfall, soil type, vegetation indices, and remote-sensing data. Frequently used evaluation metrics include RMSE, MAE, and R².</w:t>
+        <w:t>sufficient time-based data is available, forecasting methods will also be considered to predict future yields from historical observations. I will then provide a dashboard to visualise my data and the data points from the forecasts. Research on crop-yield prediction commonly uses variables such as temperature, rainfall, soil type, vegetation indices, and remote-sensing data. Frequently used evaluation metrics include RMSE, MAE, and R².</w:t>
       </w:r>
     </w:p>
     <w:p/>
@@ -313,6 +341,9 @@
     <w:p/>
     <w:p>
       <w:r>
+        <w:rPr>
+          <w:noProof/>
+        </w:rPr>
         <w:drawing>
           <wp:inline distT="0" distB="0" distL="0" distR="0" wp14:anchorId="745173E7" wp14:editId="5C14676A">
             <wp:extent cx="5730240" cy="3223260"/>
@@ -331,7 +362,7 @@
                     </pic:cNvPicPr>
                   </pic:nvPicPr>
                   <pic:blipFill>
-                    <a:blip r:embed="rId5" cstate="print">
+                    <a:blip r:embed="rId6" cstate="print">
                       <a:extLst>
                         <a:ext uri="{28A0092B-C50C-407E-A947-70E740481C1C}">
                           <a14:useLocalDpi xmlns:a14="http://schemas.microsoft.com/office/drawing/2010/main" val="0"/>
@@ -410,11 +441,8 @@
     </w:p>
     <w:p>
       <w:r>
-        <w:t xml:space="preserve">The project will use publicly available, aggregated data rather than personal information collected from individual farmers. The licensing conditions of FAOSTAT, World Bank and any </w:t>
-      </w:r>
-      <w:r>
         <w:lastRenderedPageBreak/>
-        <w:t>other selected sources will be reviewed and acknowledged. Data will be used only for the stated academic purpose, and the original providers will be cited appropriately.</w:t>
+        <w:t>The project will use publicly available, aggregated data rather than personal information collected from individual farmers. The licensing conditions of FAOSTAT, World Bank and any other selected sources will be reviewed and acknowledged. Data will be used only for the stated academic purpose, and the original providers will be cited appropriately.</w:t>
       </w:r>
     </w:p>
     <w:p>
@@ -430,6 +458,9 @@
     </w:p>
     <w:p>
       <w:r>
+        <w:rPr>
+          <w:noProof/>
+        </w:rPr>
         <w:drawing>
           <wp:inline distT="0" distB="0" distL="0" distR="0" wp14:anchorId="73D8524F" wp14:editId="24368EE3">
             <wp:extent cx="5730240" cy="2865120"/>
@@ -448,7 +479,7 @@
                     </pic:cNvPicPr>
                   </pic:nvPicPr>
                   <pic:blipFill>
-                    <a:blip r:embed="rId6" cstate="print">
+                    <a:blip r:embed="rId7" cstate="print">
                       <a:extLst>
                         <a:ext uri="{28A0092B-C50C-407E-A947-70E740481C1C}">
                           <a14:useLocalDpi xmlns:a14="http://schemas.microsoft.com/office/drawing/2010/main" val="0"/>
@@ -516,7 +547,7 @@
       <w:r>
         <w:t xml:space="preserve">. Available at: </w:t>
       </w:r>
-      <w:hyperlink r:id="rId7" w:history="1">
+      <w:hyperlink r:id="rId8" w:history="1">
         <w:r>
           <w:rPr>
             <w:rStyle w:val="Hyperlink"/>
@@ -529,7 +560,7 @@
       </w:r>
     </w:p>
     <w:p>
-      <w:hyperlink r:id="rId8" w:history="1">
+      <w:hyperlink r:id="rId9" w:history="1">
         <w:r>
           <w:rPr>
             <w:rStyle w:val="Hyperlink"/>
@@ -540,7 +571,7 @@
     </w:p>
     <w:p/>
     <w:p>
-      <w:hyperlink r:id="rId9" w:history="1">
+      <w:hyperlink r:id="rId10" w:history="1">
         <w:r>
           <w:rPr>
             <w:rStyle w:val="Hyperlink"/>
@@ -551,7 +582,7 @@
     </w:p>
     <w:p/>
     <w:p>
-      <w:hyperlink r:id="rId10" w:history="1">
+      <w:hyperlink r:id="rId11" w:history="1">
         <w:r>
           <w:rPr>
             <w:rStyle w:val="Hyperlink"/>
